--- a/app/src/main/assets/legal/privacy_fr.docx
+++ b/app/src/main/assets/legal/privacy_fr.docx
@@ -67,67 +67,34 @@
           <w:lang w:val="es-ES"/>
         </w:rPr>
       </w:pPr>
+      <w:proofErr w:type="spellStart"/>
+      <w:proofErr w:type="spellEnd"/>
+      <w:proofErr w:type="spellStart"/>
+      <w:proofErr w:type="spellEnd"/>
+      <w:proofErr w:type="spellStart"/>
+      <w:proofErr w:type="gramStart"/>
+      <w:proofErr w:type="spellEnd"/>
+      <w:proofErr w:type="gramEnd"/>
+      <w:proofErr w:type="spellStart"/>
+      <w:proofErr w:type="spellEnd"/>
       <w:r>
         <w:rPr>
           <w:b/>
         </w:rPr>
-        <w:t>Version 1.0</w:t>
+        <w:t>Version 1.1</w:t>
       </w:r>
       <w:r>
         <w:br/>
-        <w:t xml:space="preserve">Date </w:t>
-      </w:r>
-      <w:proofErr w:type="spellStart"/>
-      <w:r>
-        <w:t>d’entrée</w:t>
-      </w:r>
-      <w:proofErr w:type="spellEnd"/>
-      <w:r>
-        <w:t xml:space="preserve"> </w:t>
-      </w:r>
-      <w:proofErr w:type="spellStart"/>
-      <w:r>
-        <w:t>en</w:t>
-      </w:r>
-      <w:proofErr w:type="spellEnd"/>
-      <w:r>
-        <w:t xml:space="preserve"> </w:t>
-      </w:r>
-      <w:proofErr w:type="spellStart"/>
-      <w:proofErr w:type="gramStart"/>
-      <w:r>
-        <w:t>vigueur</w:t>
-      </w:r>
-      <w:proofErr w:type="spellEnd"/>
-      <w:r>
-        <w:t xml:space="preserve"> :</w:t>
-      </w:r>
-      <w:proofErr w:type="gramEnd"/>
-      <w:r>
-        <w:t xml:space="preserve"> </w:t>
-      </w:r>
-      <w:r>
-        <w:rPr>
-          <w:lang w:val="es-ES"/>
-        </w:rPr>
-        <w:t xml:space="preserve">01/07/2026 </w:t>
-      </w:r>
-      <w:r>
-        <w:t xml:space="preserve">· </w:t>
-      </w:r>
-      <w:proofErr w:type="spellStart"/>
-      <w:r>
-        <w:t>Dernière</w:t>
-      </w:r>
-      <w:proofErr w:type="spellEnd"/>
-      <w:r>
-        <w:t xml:space="preserve"> mise à jour : </w:t>
-      </w:r>
-      <w:r>
-        <w:rPr>
-          <w:lang w:val="es-ES"/>
-        </w:rPr>
-        <w:t>21/07/2026</w:t>
+        <w:t xml:space="preserve">Date d’entrée en vigueur : </w:t>
+      </w:r>
+      <w:r>
+        <w:t>01/07/2026</w:t>
+      </w:r>
+      <w:r>
+        <w:t xml:space="preserve"> · Dernière mise à jour : </w:t>
+      </w:r>
+      <w:r>
+        <w:t>22/07/2026</w:t>
       </w:r>
     </w:p>
     <w:p>
@@ -1558,189 +1525,119 @@
         <w:pStyle w:val="Listaconvietas"/>
         <w:spacing w:after="60"/>
       </w:pPr>
-      <w:r>
-        <w:rPr>
-          <w:lang w:val="es-ES"/>
-        </w:rPr>
-        <w:t xml:space="preserve">La </w:t>
-      </w:r>
-      <w:proofErr w:type="spellStart"/>
-      <w:r>
-        <w:rPr>
-          <w:lang w:val="es-ES"/>
-        </w:rPr>
-        <w:t>version</w:t>
-      </w:r>
-      <w:proofErr w:type="spellEnd"/>
-      <w:r>
-        <w:rPr>
-          <w:lang w:val="es-ES"/>
-        </w:rPr>
-        <w:t xml:space="preserve"> </w:t>
-      </w:r>
-      <w:proofErr w:type="spellStart"/>
-      <w:r>
-        <w:rPr>
-          <w:lang w:val="es-ES"/>
-        </w:rPr>
-        <w:t>actuelle</w:t>
-      </w:r>
-      <w:proofErr w:type="spellEnd"/>
-      <w:r>
-        <w:rPr>
-          <w:lang w:val="es-ES"/>
-        </w:rPr>
-        <w:t xml:space="preserve"> </w:t>
-      </w:r>
-      <w:proofErr w:type="spellStart"/>
-      <w:r>
-        <w:rPr>
-          <w:lang w:val="es-ES"/>
-        </w:rPr>
-        <w:t>couverte</w:t>
-      </w:r>
-      <w:proofErr w:type="spellEnd"/>
-      <w:r>
-        <w:rPr>
-          <w:lang w:val="es-ES"/>
-        </w:rPr>
-        <w:t xml:space="preserve"> par </w:t>
-      </w:r>
-      <w:proofErr w:type="spellStart"/>
-      <w:r>
-        <w:rPr>
-          <w:lang w:val="es-ES"/>
-        </w:rPr>
-        <w:t>cette</w:t>
-      </w:r>
-      <w:proofErr w:type="spellEnd"/>
-      <w:r>
-        <w:rPr>
-          <w:lang w:val="es-ES"/>
-        </w:rPr>
-        <w:t xml:space="preserve"> </w:t>
-      </w:r>
-      <w:proofErr w:type="spellStart"/>
-      <w:r>
-        <w:rPr>
-          <w:lang w:val="es-ES"/>
-        </w:rPr>
-        <w:t>politique</w:t>
-      </w:r>
-      <w:proofErr w:type="spellEnd"/>
-      <w:r>
-        <w:rPr>
-          <w:lang w:val="es-ES"/>
-        </w:rPr>
-        <w:t xml:space="preserve"> </w:t>
-      </w:r>
-      <w:proofErr w:type="spellStart"/>
-      <w:r>
-        <w:rPr>
-          <w:lang w:val="es-ES"/>
-        </w:rPr>
-        <w:t>n’accède</w:t>
-      </w:r>
-      <w:proofErr w:type="spellEnd"/>
-      <w:r>
-        <w:rPr>
-          <w:lang w:val="es-ES"/>
-        </w:rPr>
-        <w:t xml:space="preserve"> </w:t>
-      </w:r>
-      <w:proofErr w:type="spellStart"/>
-      <w:r>
-        <w:rPr>
-          <w:lang w:val="es-ES"/>
-        </w:rPr>
-        <w:t>pas</w:t>
-      </w:r>
-      <w:proofErr w:type="spellEnd"/>
-      <w:r>
-        <w:rPr>
-          <w:lang w:val="es-ES"/>
-        </w:rPr>
-        <w:t xml:space="preserve"> de </w:t>
-      </w:r>
-      <w:proofErr w:type="spellStart"/>
-      <w:r>
-        <w:rPr>
-          <w:lang w:val="es-ES"/>
-        </w:rPr>
-        <w:t>manière</w:t>
-      </w:r>
-      <w:proofErr w:type="spellEnd"/>
-      <w:r>
-        <w:rPr>
-          <w:lang w:val="es-ES"/>
-        </w:rPr>
-        <w:t xml:space="preserve"> </w:t>
-      </w:r>
-      <w:proofErr w:type="spellStart"/>
-      <w:r>
-        <w:rPr>
-          <w:lang w:val="es-ES"/>
-        </w:rPr>
-        <w:t>générale</w:t>
-      </w:r>
-      <w:proofErr w:type="spellEnd"/>
-      <w:r>
-        <w:rPr>
-          <w:lang w:val="es-ES"/>
-        </w:rPr>
-        <w:t xml:space="preserve"> </w:t>
-      </w:r>
-      <w:proofErr w:type="spellStart"/>
-      <w:r>
-        <w:rPr>
-          <w:lang w:val="es-ES"/>
-        </w:rPr>
-        <w:t>au</w:t>
-      </w:r>
-      <w:proofErr w:type="spellEnd"/>
-      <w:r>
-        <w:rPr>
-          <w:lang w:val="es-ES"/>
-        </w:rPr>
-        <w:t xml:space="preserve"> carnet </w:t>
-      </w:r>
-      <w:proofErr w:type="spellStart"/>
-      <w:r>
-        <w:rPr>
-          <w:lang w:val="es-ES"/>
-        </w:rPr>
-        <w:t>d’adresses</w:t>
-      </w:r>
-      <w:proofErr w:type="spellEnd"/>
-      <w:r>
-        <w:rPr>
-          <w:lang w:val="es-ES"/>
-        </w:rPr>
-        <w:t xml:space="preserve">. </w:t>
-      </w:r>
-      <w:proofErr w:type="spellStart"/>
-      <w:r>
-        <w:t>Toute</w:t>
-      </w:r>
-      <w:proofErr w:type="spellEnd"/>
-      <w:r>
-        <w:t xml:space="preserve"> future </w:t>
-      </w:r>
-      <w:proofErr w:type="spellStart"/>
-      <w:r>
-        <w:t>fonction</w:t>
-      </w:r>
-      <w:proofErr w:type="spellEnd"/>
-      <w:r>
-        <w:t xml:space="preserve"> </w:t>
-      </w:r>
-      <w:proofErr w:type="spellStart"/>
-      <w:r>
-        <w:t>d’invitation</w:t>
-      </w:r>
-      <w:proofErr w:type="spellEnd"/>
-      <w:r>
-        <w:t xml:space="preserve"> nécessitera une autorisation spécifique et une information mise à jour.</w:t>
+      <w:proofErr w:type="spellStart"/>
+      <w:proofErr w:type="spellEnd"/>
+      <w:proofErr w:type="spellStart"/>
+      <w:proofErr w:type="spellEnd"/>
+      <w:proofErr w:type="spellStart"/>
+      <w:proofErr w:type="spellEnd"/>
+      <w:proofErr w:type="spellStart"/>
+      <w:proofErr w:type="spellEnd"/>
+      <w:proofErr w:type="spellStart"/>
+      <w:proofErr w:type="spellEnd"/>
+      <w:proofErr w:type="spellStart"/>
+      <w:proofErr w:type="spellEnd"/>
+      <w:proofErr w:type="spellStart"/>
+      <w:proofErr w:type="spellEnd"/>
+      <w:proofErr w:type="spellStart"/>
+      <w:proofErr w:type="spellEnd"/>
+      <w:proofErr w:type="spellStart"/>
+      <w:proofErr w:type="spellEnd"/>
+      <w:proofErr w:type="spellStart"/>
+      <w:proofErr w:type="spellEnd"/>
+      <w:proofErr w:type="spellStart"/>
+      <w:proofErr w:type="spellEnd"/>
+      <w:proofErr w:type="spellStart"/>
+      <w:proofErr w:type="spellEnd"/>
+      <w:proofErr w:type="spellStart"/>
+      <w:proofErr w:type="spellEnd"/>
+      <w:proofErr w:type="spellStart"/>
+      <w:proofErr w:type="spellEnd"/>
+      <w:r>
+        <w:rPr>
+          <w:lang w:val="es-ES"/>
+        </w:rPr>
+        <w:t>Le carnet d’adresses est consulté uniquement lorsque l’utilisateur accorde l’autorisation d’accéder aux contacts et ouvre la fonction « Inviter sur Qüata ». Qüata utilise localement les noms et numéros de téléphone pour afficher la liste et préparer une invitation.</w:t>
+      </w:r>
+    </w:p>
+    <w:p>
+      <w:pPr>
+        <w:pStyle w:val="Listaconvietas"/>
+        <w:spacing w:after="60"/>
+      </w:pPr>
+      <w:proofErr w:type="spellStart"/>
+      <w:proofErr w:type="spellEnd"/>
+      <w:proofErr w:type="spellStart"/>
+      <w:proofErr w:type="spellEnd"/>
+      <w:proofErr w:type="spellStart"/>
+      <w:proofErr w:type="spellEnd"/>
+      <w:proofErr w:type="spellStart"/>
+      <w:proofErr w:type="spellEnd"/>
+      <w:proofErr w:type="spellStart"/>
+      <w:proofErr w:type="spellEnd"/>
+      <w:proofErr w:type="spellStart"/>
+      <w:proofErr w:type="spellEnd"/>
+      <w:proofErr w:type="spellStart"/>
+      <w:proofErr w:type="spellEnd"/>
+      <w:proofErr w:type="spellStart"/>
+      <w:proofErr w:type="spellEnd"/>
+      <w:proofErr w:type="spellStart"/>
+      <w:proofErr w:type="spellEnd"/>
+      <w:proofErr w:type="spellStart"/>
+      <w:proofErr w:type="spellEnd"/>
+      <w:proofErr w:type="spellStart"/>
+      <w:proofErr w:type="spellEnd"/>
+      <w:proofErr w:type="spellStart"/>
+      <w:proofErr w:type="spellEnd"/>
+      <w:proofErr w:type="spellStart"/>
+      <w:proofErr w:type="spellEnd"/>
+      <w:proofErr w:type="spellStart"/>
+      <w:proofErr w:type="spellEnd"/>
+      <w:r>
+        <w:rPr>
+          <w:lang w:val="es-ES"/>
+        </w:rPr>
+        <w:t>Pour distinguer les contacts qui possèdent déjà un compte de ceux qui peuvent être invités, l’application normalise les numéros de téléphone —en ne conservant que les chiffres— et envoie ces versions normalisées au service Qüata par lots limités. Le service indique uniquement lesquels des numéros soumis correspondent à des profils inscrits ; il ne reçoit pas le nom enregistré dans le carnet d’adresses et ne renvoie aucune information sur des profils étrangers à la requête.</w:t>
+      </w:r>
+    </w:p>
+    <w:p>
+      <w:pPr>
+        <w:pStyle w:val="Listaconvietas"/>
+        <w:spacing w:after="60"/>
+      </w:pPr>
+      <w:proofErr w:type="spellStart"/>
+      <w:proofErr w:type="spellEnd"/>
+      <w:proofErr w:type="spellStart"/>
+      <w:proofErr w:type="spellEnd"/>
+      <w:proofErr w:type="spellStart"/>
+      <w:proofErr w:type="spellEnd"/>
+      <w:proofErr w:type="spellStart"/>
+      <w:proofErr w:type="spellEnd"/>
+      <w:proofErr w:type="spellStart"/>
+      <w:proofErr w:type="spellEnd"/>
+      <w:proofErr w:type="spellStart"/>
+      <w:proofErr w:type="spellEnd"/>
+      <w:proofErr w:type="spellStart"/>
+      <w:proofErr w:type="spellEnd"/>
+      <w:proofErr w:type="spellStart"/>
+      <w:proofErr w:type="spellEnd"/>
+      <w:proofErr w:type="spellStart"/>
+      <w:proofErr w:type="spellEnd"/>
+      <w:proofErr w:type="spellStart"/>
+      <w:proofErr w:type="spellEnd"/>
+      <w:proofErr w:type="spellStart"/>
+      <w:proofErr w:type="spellEnd"/>
+      <w:proofErr w:type="spellStart"/>
+      <w:proofErr w:type="spellEnd"/>
+      <w:proofErr w:type="spellStart"/>
+      <w:proofErr w:type="spellEnd"/>
+      <w:proofErr w:type="spellStart"/>
+      <w:proofErr w:type="spellEnd"/>
+      <w:r>
+        <w:rPr>
+          <w:lang w:val="es-ES"/>
+        </w:rPr>
+        <w:t>Les contacts non inscrits ne sont pas ajoutés à un carnet d’adresses Qüata. L’invitation n’est lancée que lorsque l’utilisateur appuie sur « Inviter » et choisit une application externe. Le numéro de téléphone et le texte d’invitation peuvent alors être transmis à l’application choisie, dont la propre politique de confidentialité s’applique. L’autorisation d’accéder aux contacts peut être retirée dans les réglages de l’appareil.</w:t>
       </w:r>
     </w:p>
     <w:p>
@@ -1856,6 +1753,41 @@
           </w:tcPr>
           <w:p>
             <w:r>
+              <w:t>Identifier les contacts qui utilisent déjà Qüata et faciliter les invitations initiées par l’utilisateur.</w:t>
+            </w:r>
+          </w:p>
+        </w:tc>
+        <w:tc>
+          <w:tcPr>
+            <w:tcW w:w="3312" w:type="dxa"/>
+          </w:tcPr>
+          <w:p>
+            <w:r>
+              <w:t>Noms des contacts traités localement et versions normalisées de leurs numéros de téléphone.</w:t>
+            </w:r>
+          </w:p>
+        </w:tc>
+        <w:tc>
+          <w:tcPr>
+            <w:tcW w:w="3312" w:type="dxa"/>
+          </w:tcPr>
+          <w:p>
+            <w:r>
+              <w:t>Consentement au moyen de l’autorisation d’accéder aux contacts et action volontaire de l’utilisateur.</w:t>
+            </w:r>
+          </w:p>
+        </w:tc>
+      </w:tr>
+      <w:tr>
+        <w:trPr>
+          <w:jc w:val="center"/>
+        </w:trPr>
+        <w:tc>
+          <w:tcPr>
+            <w:tcW w:w="3312" w:type="dxa"/>
+          </w:tcPr>
+          <w:p>
+            <w:r>
               <w:t>Afficher les publications, messages et activités.</w:t>
             </w:r>
           </w:p>
@@ -4074,6 +4006,31 @@
           <w:p>
             <w:r>
               <w:t>Pendant l’activité du compte puis le temps nécessaire à la suppression, aux réclamations et aux obligations.</w:t>
+            </w:r>
+          </w:p>
+        </w:tc>
+      </w:tr>
+      <w:tr>
+        <w:trPr>
+          <w:jc w:val="center"/>
+        </w:trPr>
+        <w:tc>
+          <w:tcPr>
+            <w:tcW w:w="4968" w:type="dxa"/>
+          </w:tcPr>
+          <w:p>
+            <w:r>
+              <w:t>Contacts de l’appareil</w:t>
+            </w:r>
+          </w:p>
+        </w:tc>
+        <w:tc>
+          <w:tcPr>
+            <w:tcW w:w="4968" w:type="dxa"/>
+          </w:tcPr>
+          <w:p>
+            <w:r>
+              <w:t>La liste est consultée lors de l’utilisation de la fonction et conservée localement uniquement le temps nécessaire à son affichage. Les numéros soumis à la comparaison ne sont pas ajoutés au carnet d’adresses ni à l’annuaire de Qüata ; les journaux techniques suivent leur critère général de conservation.</w:t>
             </w:r>
           </w:p>
         </w:tc>
